--- a/Cloud-Computing Project Praposal.docx
+++ b/Cloud-Computing Project Praposal.docx
@@ -1,6 +1,6 @@
 
 <file path=word/document.xml><?xml version="1.0" encoding="utf-8"?>
-<w:document xmlns:wpc="http://schemas.microsoft.com/office/word/2010/wordprocessingCanvas" xmlns:cx="http://schemas.microsoft.com/office/drawing/2014/chartex" xmlns:mc="http://schemas.openxmlformats.org/markup-compatibility/2006" xmlns:o="urn:schemas-microsoft-com:office:office" xmlns:r="http://schemas.openxmlformats.org/officeDocument/2006/relationships" xmlns:m="http://schemas.openxmlformats.org/officeDocument/2006/math" xmlns:v="urn:schemas-microsoft-com:vml" xmlns:wp14="http://schemas.microsoft.com/office/word/2010/wordprocessingDrawing" xmlns:wp="http://schemas.openxmlformats.org/drawingml/2006/wordprocessingDrawing" xmlns:w10="urn:schemas-microsoft-com:office:word" xmlns:w="http://schemas.openxmlformats.org/wordprocessingml/2006/main" xmlns:w14="http://schemas.microsoft.com/office/word/2010/wordml" xmlns:w15="http://schemas.microsoft.com/office/word/2012/wordml" xmlns:w16se="http://schemas.microsoft.com/office/word/2015/wordml/symex" xmlns:wpg="http://schemas.microsoft.com/office/word/2010/wordprocessingGroup" xmlns:wpi="http://schemas.microsoft.com/office/word/2010/wordprocessingInk" xmlns:wne="http://schemas.microsoft.com/office/word/2006/wordml" xmlns:wps="http://schemas.microsoft.com/office/word/2010/wordprocessingShape" mc:Ignorable="w14 w15 w16se wp14">
+<w:document xmlns:wpc="http://schemas.microsoft.com/office/word/2010/wordprocessingCanvas" xmlns:cx="http://schemas.microsoft.com/office/drawing/2014/chartex" xmlns:cx1="http://schemas.microsoft.com/office/drawing/2015/9/8/chartex" xmlns:cx2="http://schemas.microsoft.com/office/drawing/2015/10/21/chartex" xmlns:cx3="http://schemas.microsoft.com/office/drawing/2016/5/9/chartex" xmlns:cx4="http://schemas.microsoft.com/office/drawing/2016/5/10/chartex" xmlns:cx5="http://schemas.microsoft.com/office/drawing/2016/5/11/chartex" xmlns:cx6="http://schemas.microsoft.com/office/drawing/2016/5/12/chartex" xmlns:cx7="http://schemas.microsoft.com/office/drawing/2016/5/13/chartex" xmlns:cx8="http://schemas.microsoft.com/office/drawing/2016/5/14/chartex" xmlns:mc="http://schemas.openxmlformats.org/markup-compatibility/2006" xmlns:aink="http://schemas.microsoft.com/office/drawing/2016/ink" xmlns:am3d="http://schemas.microsoft.com/office/drawing/2017/model3d" xmlns:o="urn:schemas-microsoft-com:office:office" xmlns:oel="http://schemas.microsoft.com/office/2019/extlst" xmlns:r="http://schemas.openxmlformats.org/officeDocument/2006/relationships" xmlns:m="http://schemas.openxmlformats.org/officeDocument/2006/math" xmlns:v="urn:schemas-microsoft-com:vml" xmlns:wp14="http://schemas.microsoft.com/office/word/2010/wordprocessingDrawing" xmlns:wp="http://schemas.openxmlformats.org/drawingml/2006/wordprocessingDrawing" xmlns:w10="urn:schemas-microsoft-com:office:word" xmlns:w="http://schemas.openxmlformats.org/wordprocessingml/2006/main" xmlns:w14="http://schemas.microsoft.com/office/word/2010/wordml" xmlns:w15="http://schemas.microsoft.com/office/word/2012/wordml" xmlns:w16cex="http://schemas.microsoft.com/office/word/2018/wordml/cex" xmlns:w16cid="http://schemas.microsoft.com/office/word/2016/wordml/cid" xmlns:w16="http://schemas.microsoft.com/office/word/2018/wordml" xmlns:w16du="http://schemas.microsoft.com/office/word/2023/wordml/word16du" xmlns:w16sdtdh="http://schemas.microsoft.com/office/word/2020/wordml/sdtdatahash" xmlns:w16sdtfl="http://schemas.microsoft.com/office/word/2024/wordml/sdtformatlock" xmlns:w16se="http://schemas.microsoft.com/office/word/2015/wordml/symex" xmlns:wpg="http://schemas.microsoft.com/office/word/2010/wordprocessingGroup" xmlns:wpi="http://schemas.microsoft.com/office/word/2010/wordprocessingInk" xmlns:wne="http://schemas.microsoft.com/office/word/2006/wordml" xmlns:wps="http://schemas.microsoft.com/office/word/2010/wordprocessingShape" mc:Ignorable="w14 w15 w16se w16cid w16 w16cex w16sdtdh w16sdtfl w16du wp14">
   <w:body>
     <w:p>
       <w:pPr>
@@ -64,8 +64,6 @@
         </w:rPr>
         <w:t xml:space="preserve"> AI Compiler: Cloud-Based Intelligent Code Execution &amp; Analysis Platform</w:t>
       </w:r>
-      <w:bookmarkStart w:id="0" w:name="_GoBack"/>
-      <w:bookmarkEnd w:id="0"/>
     </w:p>
     <w:p>
       <w:pPr>
@@ -84,8 +82,8 @@
           <w:szCs w:val="24"/>
           <w:lang w:eastAsia="en-IN"/>
         </w:rPr>
-        <w:pict>
-          <v:rect id="_x0000_i1039" style="width:0;height:1.5pt" o:hralign="center" o:hrstd="t" o:hr="t" fillcolor="#a0a0a0" stroked="f"/>
+        <w:pict w14:anchorId="674BC280">
+          <v:rect id="_x0000_i1025" style="width:0;height:1.5pt" o:hralign="center" o:hrstd="t" o:hr="t" fillcolor="#a0a0a0" stroked="f"/>
         </w:pict>
       </w:r>
     </w:p>
@@ -224,8 +222,8 @@
           <w:szCs w:val="24"/>
           <w:lang w:eastAsia="en-IN"/>
         </w:rPr>
-        <w:pict>
-          <v:rect id="_x0000_i1040" style="width:0;height:1.5pt" o:hralign="center" o:hrstd="t" o:hr="t" fillcolor="#a0a0a0" stroked="f"/>
+        <w:pict w14:anchorId="03C8C8C1">
+          <v:rect id="_x0000_i1026" style="width:0;height:1.5pt" o:hralign="center" o:hrstd="t" o:hr="t" fillcolor="#a0a0a0" stroked="f"/>
         </w:pict>
       </w:r>
     </w:p>
@@ -416,8 +414,8 @@
           <w:szCs w:val="24"/>
           <w:lang w:eastAsia="en-IN"/>
         </w:rPr>
-        <w:pict>
-          <v:rect id="_x0000_i1041" style="width:0;height:1.5pt" o:hralign="center" o:hrstd="t" o:hr="t" fillcolor="#a0a0a0" stroked="f"/>
+        <w:pict w14:anchorId="426B6EAB">
+          <v:rect id="_x0000_i1027" style="width:0;height:1.5pt" o:hralign="center" o:hrstd="t" o:hr="t" fillcolor="#a0a0a0" stroked="f"/>
         </w:pict>
       </w:r>
     </w:p>
@@ -557,8 +555,8 @@
           <w:szCs w:val="24"/>
           <w:lang w:eastAsia="en-IN"/>
         </w:rPr>
-        <w:pict>
-          <v:rect id="_x0000_i1042" style="width:0;height:1.5pt" o:hralign="center" o:hrstd="t" o:hr="t" fillcolor="#a0a0a0" stroked="f"/>
+        <w:pict w14:anchorId="0F94F3FB">
+          <v:rect id="_x0000_i1028" style="width:0;height:1.5pt" o:hralign="center" o:hrstd="t" o:hr="t" fillcolor="#a0a0a0" stroked="f"/>
         </w:pict>
       </w:r>
     </w:p>
@@ -699,8 +697,8 @@
           <w:szCs w:val="24"/>
           <w:lang w:eastAsia="en-IN"/>
         </w:rPr>
-        <w:pict>
-          <v:rect id="_x0000_i1043" style="width:0;height:1.5pt" o:hralign="center" o:hrstd="t" o:hr="t" fillcolor="#a0a0a0" stroked="f"/>
+        <w:pict w14:anchorId="498EE5D7">
+          <v:rect id="_x0000_i1029" style="width:0;height:1.5pt" o:hralign="center" o:hrstd="t" o:hr="t" fillcolor="#a0a0a0" stroked="f"/>
         </w:pict>
       </w:r>
     </w:p>
@@ -860,8 +858,8 @@
           <w:szCs w:val="24"/>
           <w:lang w:eastAsia="en-IN"/>
         </w:rPr>
-        <w:pict>
-          <v:rect id="_x0000_i1044" style="width:0;height:1.5pt" o:hralign="center" o:hrstd="t" o:hr="t" fillcolor="#a0a0a0" stroked="f"/>
+        <w:pict w14:anchorId="3B5B29D3">
+          <v:rect id="_x0000_i1030" style="width:0;height:1.5pt" o:hralign="center" o:hrstd="t" o:hr="t" fillcolor="#a0a0a0" stroked="f"/>
         </w:pict>
       </w:r>
     </w:p>
@@ -1001,8 +999,8 @@
           <w:szCs w:val="24"/>
           <w:lang w:eastAsia="en-IN"/>
         </w:rPr>
-        <w:pict>
-          <v:rect id="_x0000_i1045" style="width:0;height:1.5pt" o:hralign="center" o:hrstd="t" o:hr="t" fillcolor="#a0a0a0" stroked="f"/>
+        <w:pict w14:anchorId="1D075C31">
+          <v:rect id="_x0000_i1031" style="width:0;height:1.5pt" o:hralign="center" o:hrstd="t" o:hr="t" fillcolor="#a0a0a0" stroked="f"/>
         </w:pict>
       </w:r>
     </w:p>
@@ -1142,8 +1140,8 @@
           <w:szCs w:val="24"/>
           <w:lang w:eastAsia="en-IN"/>
         </w:rPr>
-        <w:pict>
-          <v:rect id="_x0000_i1046" style="width:0;height:1.5pt" o:hralign="center" o:hrstd="t" o:hr="t" fillcolor="#a0a0a0" stroked="f"/>
+        <w:pict w14:anchorId="3CB6CBAB">
+          <v:rect id="_x0000_i1032" style="width:0;height:1.5pt" o:hralign="center" o:hrstd="t" o:hr="t" fillcolor="#a0a0a0" stroked="f"/>
         </w:pict>
       </w:r>
     </w:p>
@@ -1524,25 +1522,14 @@
           <w:lang w:eastAsia="en-IN"/>
         </w:rPr>
       </w:pPr>
-      <w:proofErr w:type="spellStart"/>
-      <w:r>
-        <w:rPr>
-          <w:rFonts w:ascii="Times New Roman" w:eastAsia="Times New Roman" w:hAnsi="Times New Roman" w:cs="Times New Roman"/>
-          <w:sz w:val="24"/>
-          <w:szCs w:val="24"/>
-          <w:lang w:eastAsia="en-IN"/>
-        </w:rPr>
-        <w:t>OpenAI</w:t>
-      </w:r>
-      <w:proofErr w:type="spellEnd"/>
-      <w:r>
-        <w:rPr>
-          <w:rFonts w:ascii="Times New Roman" w:eastAsia="Times New Roman" w:hAnsi="Times New Roman" w:cs="Times New Roman"/>
-          <w:sz w:val="24"/>
-          <w:szCs w:val="24"/>
-          <w:lang w:eastAsia="en-IN"/>
-        </w:rPr>
-        <w:t xml:space="preserve"> API (for error explanation &amp; optimization)</w:t>
+      <w:r>
+        <w:rPr>
+          <w:rFonts w:ascii="Times New Roman" w:eastAsia="Times New Roman" w:hAnsi="Times New Roman" w:cs="Times New Roman"/>
+          <w:sz w:val="24"/>
+          <w:szCs w:val="24"/>
+          <w:lang w:eastAsia="en-IN"/>
+        </w:rPr>
+        <w:t>OpenAI API (for error explanation &amp; optimization)</w:t>
       </w:r>
     </w:p>
     <w:p>
@@ -1562,8 +1549,8 @@
           <w:szCs w:val="24"/>
           <w:lang w:eastAsia="en-IN"/>
         </w:rPr>
-        <w:pict>
-          <v:rect id="_x0000_i1047" style="width:0;height:1.5pt" o:hralign="center" o:hrstd="t" o:hr="t" fillcolor="#a0a0a0" stroked="f"/>
+        <w:pict w14:anchorId="4D73FAAD">
+          <v:rect id="_x0000_i1033" style="width:0;height:1.5pt" o:hralign="center" o:hrstd="t" o:hr="t" fillcolor="#a0a0a0" stroked="f"/>
         </w:pict>
       </w:r>
     </w:p>
@@ -1951,21 +1938,8 @@
           <w:szCs w:val="27"/>
           <w:lang w:eastAsia="en-IN"/>
         </w:rPr>
-        <w:t xml:space="preserve"> Amazon </w:t>
-      </w:r>
-      <w:proofErr w:type="spellStart"/>
-      <w:r>
-        <w:rPr>
-          <w:rFonts w:ascii="Times New Roman" w:eastAsia="Times New Roman" w:hAnsi="Times New Roman" w:cs="Times New Roman"/>
-          <w:b/>
-          <w:bCs/>
-          <w:sz w:val="27"/>
-          <w:szCs w:val="27"/>
-          <w:lang w:eastAsia="en-IN"/>
-        </w:rPr>
-        <w:t>CloudWatch</w:t>
-      </w:r>
-      <w:proofErr w:type="spellEnd"/>
+        <w:t xml:space="preserve"> Amazon CloudWatch</w:t>
+      </w:r>
     </w:p>
     <w:p>
       <w:pPr>
@@ -2128,8 +2102,8 @@
           <w:szCs w:val="24"/>
           <w:lang w:eastAsia="en-IN"/>
         </w:rPr>
-        <w:pict>
-          <v:rect id="_x0000_i1048" style="width:0;height:1.5pt" o:hralign="center" o:hrstd="t" o:hr="t" fillcolor="#a0a0a0" stroked="f"/>
+        <w:pict w14:anchorId="2BFC04AF">
+          <v:rect id="_x0000_i1034" style="width:0;height:1.5pt" o:hralign="center" o:hrstd="t" o:hr="t" fillcolor="#a0a0a0" stroked="f"/>
         </w:pict>
       </w:r>
     </w:p>
@@ -2303,6 +2277,106 @@
           <w:lang w:eastAsia="en-IN"/>
         </w:rPr>
         <w:t>DevOps &amp; monitoring</w:t>
+      </w:r>
+    </w:p>
+    <w:p>
+      <w:pPr>
+        <w:rPr>
+          <w:b/>
+          <w:bCs/>
+        </w:rPr>
+      </w:pPr>
+      <w:r>
+        <w:rPr>
+          <w:b/>
+          <w:bCs/>
+        </w:rPr>
+        <w:t>4. Adversarial "Security Mode"</w:t>
+      </w:r>
+    </w:p>
+    <w:p>
+      <w:r>
+        <w:t>Given your interest in system security, this would be a natural fit.</w:t>
+      </w:r>
+    </w:p>
+    <w:p>
+      <w:pPr>
+        <w:numPr>
+          <w:ilvl w:val="0"/>
+          <w:numId w:val="33"/>
+        </w:numPr>
+      </w:pPr>
+      <w:r>
+        <w:rPr>
+          <w:b/>
+          <w:bCs/>
+        </w:rPr>
+        <w:t>The Unique Edge:</w:t>
+      </w:r>
+      <w:r>
+        <w:t xml:space="preserve"> A toggle that lets users test if their code is "Exploitable." The AI acts as a </w:t>
+      </w:r>
+      <w:proofErr w:type="gramStart"/>
+      <w:r>
+        <w:t>red-team</w:t>
+      </w:r>
+      <w:proofErr w:type="gramEnd"/>
+      <w:r>
+        <w:t xml:space="preserve"> </w:t>
+      </w:r>
+      <w:proofErr w:type="spellStart"/>
+      <w:r>
+        <w:t>pentester</w:t>
+      </w:r>
+      <w:proofErr w:type="spellEnd"/>
+      <w:r>
+        <w:t xml:space="preserve">, </w:t>
+      </w:r>
+      <w:proofErr w:type="spellStart"/>
+      <w:r>
+        <w:t>analyzing</w:t>
+      </w:r>
+      <w:proofErr w:type="spellEnd"/>
+      <w:r>
+        <w:t xml:space="preserve"> the code for buffer overflows, injection flaws, or insecure memory handling.</w:t>
+      </w:r>
+    </w:p>
+    <w:p>
+      <w:pPr>
+        <w:numPr>
+          <w:ilvl w:val="0"/>
+          <w:numId w:val="33"/>
+        </w:numPr>
+      </w:pPr>
+      <w:r>
+        <w:rPr>
+          <w:b/>
+          <w:bCs/>
+        </w:rPr>
+        <w:t>Why it's unique:</w:t>
+      </w:r>
+      <w:r>
+        <w:t xml:space="preserve"> Most compilers focus on </w:t>
+      </w:r>
+      <w:r>
+        <w:rPr>
+          <w:i/>
+          <w:iCs/>
+        </w:rPr>
+        <w:t>correctness</w:t>
+      </w:r>
+      <w:r>
+        <w:t xml:space="preserve">; yours would focus on </w:t>
+      </w:r>
+      <w:r>
+        <w:rPr>
+          <w:i/>
+          <w:iCs/>
+        </w:rPr>
+        <w:t>robustness</w:t>
+      </w:r>
+      <w:r>
+        <w:t>.</w:t>
       </w:r>
     </w:p>
     <w:p/>
@@ -2317,7 +2391,7 @@
 </file>
 
 <file path=word/numbering.xml><?xml version="1.0" encoding="utf-8"?>
-<w:numbering xmlns:wpc="http://schemas.microsoft.com/office/word/2010/wordprocessingCanvas" xmlns:cx="http://schemas.microsoft.com/office/drawing/2014/chartex" xmlns:mc="http://schemas.openxmlformats.org/markup-compatibility/2006" xmlns:o="urn:schemas-microsoft-com:office:office" xmlns:r="http://schemas.openxmlformats.org/officeDocument/2006/relationships" xmlns:m="http://schemas.openxmlformats.org/officeDocument/2006/math" xmlns:v="urn:schemas-microsoft-com:vml" xmlns:wp14="http://schemas.microsoft.com/office/word/2010/wordprocessingDrawing" xmlns:wp="http://schemas.openxmlformats.org/drawingml/2006/wordprocessingDrawing" xmlns:w10="urn:schemas-microsoft-com:office:word" xmlns:w="http://schemas.openxmlformats.org/wordprocessingml/2006/main" xmlns:w14="http://schemas.microsoft.com/office/word/2010/wordml" xmlns:w15="http://schemas.microsoft.com/office/word/2012/wordml" xmlns:w16se="http://schemas.microsoft.com/office/word/2015/wordml/symex" xmlns:wpg="http://schemas.microsoft.com/office/word/2010/wordprocessingGroup" xmlns:wpi="http://schemas.microsoft.com/office/word/2010/wordprocessingInk" xmlns:wne="http://schemas.microsoft.com/office/word/2006/wordml" xmlns:wps="http://schemas.microsoft.com/office/word/2010/wordprocessingShape" mc:Ignorable="w14 w15 w16se wp14">
+<w:numbering xmlns:wpc="http://schemas.microsoft.com/office/word/2010/wordprocessingCanvas" xmlns:cx="http://schemas.microsoft.com/office/drawing/2014/chartex" xmlns:cx1="http://schemas.microsoft.com/office/drawing/2015/9/8/chartex" xmlns:cx2="http://schemas.microsoft.com/office/drawing/2015/10/21/chartex" xmlns:cx3="http://schemas.microsoft.com/office/drawing/2016/5/9/chartex" xmlns:cx4="http://schemas.microsoft.com/office/drawing/2016/5/10/chartex" xmlns:cx5="http://schemas.microsoft.com/office/drawing/2016/5/11/chartex" xmlns:cx6="http://schemas.microsoft.com/office/drawing/2016/5/12/chartex" xmlns:cx7="http://schemas.microsoft.com/office/drawing/2016/5/13/chartex" xmlns:cx8="http://schemas.microsoft.com/office/drawing/2016/5/14/chartex" xmlns:mc="http://schemas.openxmlformats.org/markup-compatibility/2006" xmlns:aink="http://schemas.microsoft.com/office/drawing/2016/ink" xmlns:am3d="http://schemas.microsoft.com/office/drawing/2017/model3d" xmlns:o="urn:schemas-microsoft-com:office:office" xmlns:oel="http://schemas.microsoft.com/office/2019/extlst" xmlns:r="http://schemas.openxmlformats.org/officeDocument/2006/relationships" xmlns:m="http://schemas.openxmlformats.org/officeDocument/2006/math" xmlns:v="urn:schemas-microsoft-com:vml" xmlns:wp14="http://schemas.microsoft.com/office/word/2010/wordprocessingDrawing" xmlns:wp="http://schemas.openxmlformats.org/drawingml/2006/wordprocessingDrawing" xmlns:w10="urn:schemas-microsoft-com:office:word" xmlns:w="http://schemas.openxmlformats.org/wordprocessingml/2006/main" xmlns:w14="http://schemas.microsoft.com/office/word/2010/wordml" xmlns:w15="http://schemas.microsoft.com/office/word/2012/wordml" xmlns:w16cex="http://schemas.microsoft.com/office/word/2018/wordml/cex" xmlns:w16cid="http://schemas.microsoft.com/office/word/2016/wordml/cid" xmlns:w16="http://schemas.microsoft.com/office/word/2018/wordml" xmlns:w16du="http://schemas.microsoft.com/office/word/2023/wordml/word16du" xmlns:w16sdtdh="http://schemas.microsoft.com/office/word/2020/wordml/sdtdatahash" xmlns:w16sdtfl="http://schemas.microsoft.com/office/word/2024/wordml/sdtformatlock" xmlns:w16se="http://schemas.microsoft.com/office/word/2015/wordml/symex" xmlns:wpg="http://schemas.microsoft.com/office/word/2010/wordprocessingGroup" xmlns:wpi="http://schemas.microsoft.com/office/word/2010/wordprocessingInk" xmlns:wne="http://schemas.microsoft.com/office/word/2006/wordml" xmlns:wps="http://schemas.microsoft.com/office/word/2010/wordprocessingShape" mc:Ignorable="w14 w15 w16se w16cid w16 w16cex w16sdtdh w16sdtfl w16du wp14">
   <w:abstractNum w:abstractNumId="0" w15:restartNumberingAfterBreak="0">
     <w:nsid w:val="01653CB9"/>
     <w:multiLevelType w:val="multilevel"/>
@@ -3809,6 +3883,155 @@
     </w:lvl>
   </w:abstractNum>
   <w:abstractNum w:abstractNumId="10" w15:restartNumberingAfterBreak="0">
+    <w:nsid w:val="2ED96B12"/>
+    <w:multiLevelType w:val="multilevel"/>
+    <w:tmpl w:val="B5E8FCD6"/>
+    <w:lvl w:ilvl="0">
+      <w:start w:val="1"/>
+      <w:numFmt w:val="bullet"/>
+      <w:lvlText w:val=""/>
+      <w:lvlJc w:val="left"/>
+      <w:pPr>
+        <w:tabs>
+          <w:tab w:val="num" w:pos="720"/>
+        </w:tabs>
+        <w:ind w:left="720" w:hanging="360"/>
+      </w:pPr>
+      <w:rPr>
+        <w:rFonts w:ascii="Symbol" w:hAnsi="Symbol" w:hint="default"/>
+        <w:sz w:val="20"/>
+      </w:rPr>
+    </w:lvl>
+    <w:lvl w:ilvl="1" w:tentative="1">
+      <w:start w:val="1"/>
+      <w:numFmt w:val="bullet"/>
+      <w:lvlText w:val="o"/>
+      <w:lvlJc w:val="left"/>
+      <w:pPr>
+        <w:tabs>
+          <w:tab w:val="num" w:pos="1440"/>
+        </w:tabs>
+        <w:ind w:left="1440" w:hanging="360"/>
+      </w:pPr>
+      <w:rPr>
+        <w:rFonts w:ascii="Courier New" w:hAnsi="Courier New" w:hint="default"/>
+        <w:sz w:val="20"/>
+      </w:rPr>
+    </w:lvl>
+    <w:lvl w:ilvl="2" w:tentative="1">
+      <w:start w:val="1"/>
+      <w:numFmt w:val="bullet"/>
+      <w:lvlText w:val=""/>
+      <w:lvlJc w:val="left"/>
+      <w:pPr>
+        <w:tabs>
+          <w:tab w:val="num" w:pos="2160"/>
+        </w:tabs>
+        <w:ind w:left="2160" w:hanging="360"/>
+      </w:pPr>
+      <w:rPr>
+        <w:rFonts w:ascii="Wingdings" w:hAnsi="Wingdings" w:hint="default"/>
+        <w:sz w:val="20"/>
+      </w:rPr>
+    </w:lvl>
+    <w:lvl w:ilvl="3" w:tentative="1">
+      <w:start w:val="1"/>
+      <w:numFmt w:val="bullet"/>
+      <w:lvlText w:val=""/>
+      <w:lvlJc w:val="left"/>
+      <w:pPr>
+        <w:tabs>
+          <w:tab w:val="num" w:pos="2880"/>
+        </w:tabs>
+        <w:ind w:left="2880" w:hanging="360"/>
+      </w:pPr>
+      <w:rPr>
+        <w:rFonts w:ascii="Wingdings" w:hAnsi="Wingdings" w:hint="default"/>
+        <w:sz w:val="20"/>
+      </w:rPr>
+    </w:lvl>
+    <w:lvl w:ilvl="4" w:tentative="1">
+      <w:start w:val="1"/>
+      <w:numFmt w:val="bullet"/>
+      <w:lvlText w:val=""/>
+      <w:lvlJc w:val="left"/>
+      <w:pPr>
+        <w:tabs>
+          <w:tab w:val="num" w:pos="3600"/>
+        </w:tabs>
+        <w:ind w:left="3600" w:hanging="360"/>
+      </w:pPr>
+      <w:rPr>
+        <w:rFonts w:ascii="Wingdings" w:hAnsi="Wingdings" w:hint="default"/>
+        <w:sz w:val="20"/>
+      </w:rPr>
+    </w:lvl>
+    <w:lvl w:ilvl="5" w:tentative="1">
+      <w:start w:val="1"/>
+      <w:numFmt w:val="bullet"/>
+      <w:lvlText w:val=""/>
+      <w:lvlJc w:val="left"/>
+      <w:pPr>
+        <w:tabs>
+          <w:tab w:val="num" w:pos="4320"/>
+        </w:tabs>
+        <w:ind w:left="4320" w:hanging="360"/>
+      </w:pPr>
+      <w:rPr>
+        <w:rFonts w:ascii="Wingdings" w:hAnsi="Wingdings" w:hint="default"/>
+        <w:sz w:val="20"/>
+      </w:rPr>
+    </w:lvl>
+    <w:lvl w:ilvl="6" w:tentative="1">
+      <w:start w:val="1"/>
+      <w:numFmt w:val="bullet"/>
+      <w:lvlText w:val=""/>
+      <w:lvlJc w:val="left"/>
+      <w:pPr>
+        <w:tabs>
+          <w:tab w:val="num" w:pos="5040"/>
+        </w:tabs>
+        <w:ind w:left="5040" w:hanging="360"/>
+      </w:pPr>
+      <w:rPr>
+        <w:rFonts w:ascii="Wingdings" w:hAnsi="Wingdings" w:hint="default"/>
+        <w:sz w:val="20"/>
+      </w:rPr>
+    </w:lvl>
+    <w:lvl w:ilvl="7" w:tentative="1">
+      <w:start w:val="1"/>
+      <w:numFmt w:val="bullet"/>
+      <w:lvlText w:val=""/>
+      <w:lvlJc w:val="left"/>
+      <w:pPr>
+        <w:tabs>
+          <w:tab w:val="num" w:pos="5760"/>
+        </w:tabs>
+        <w:ind w:left="5760" w:hanging="360"/>
+      </w:pPr>
+      <w:rPr>
+        <w:rFonts w:ascii="Wingdings" w:hAnsi="Wingdings" w:hint="default"/>
+        <w:sz w:val="20"/>
+      </w:rPr>
+    </w:lvl>
+    <w:lvl w:ilvl="8" w:tentative="1">
+      <w:start w:val="1"/>
+      <w:numFmt w:val="bullet"/>
+      <w:lvlText w:val=""/>
+      <w:lvlJc w:val="left"/>
+      <w:pPr>
+        <w:tabs>
+          <w:tab w:val="num" w:pos="6480"/>
+        </w:tabs>
+        <w:ind w:left="6480" w:hanging="360"/>
+      </w:pPr>
+      <w:rPr>
+        <w:rFonts w:ascii="Wingdings" w:hAnsi="Wingdings" w:hint="default"/>
+        <w:sz w:val="20"/>
+      </w:rPr>
+    </w:lvl>
+  </w:abstractNum>
+  <w:abstractNum w:abstractNumId="11" w15:restartNumberingAfterBreak="0">
     <w:nsid w:val="31B66326"/>
     <w:multiLevelType w:val="multilevel"/>
     <w:tmpl w:val="CE3EB4BA"/>
@@ -3957,7 +4180,7 @@
       </w:rPr>
     </w:lvl>
   </w:abstractNum>
-  <w:abstractNum w:abstractNumId="11" w15:restartNumberingAfterBreak="0">
+  <w:abstractNum w:abstractNumId="12" w15:restartNumberingAfterBreak="0">
     <w:nsid w:val="340C7464"/>
     <w:multiLevelType w:val="multilevel"/>
     <w:tmpl w:val="E7F096DC"/>
@@ -4106,7 +4329,7 @@
       </w:rPr>
     </w:lvl>
   </w:abstractNum>
-  <w:abstractNum w:abstractNumId="12" w15:restartNumberingAfterBreak="0">
+  <w:abstractNum w:abstractNumId="13" w15:restartNumberingAfterBreak="0">
     <w:nsid w:val="3DA94953"/>
     <w:multiLevelType w:val="hybridMultilevel"/>
     <w:tmpl w:val="A844C0FE"/>
@@ -4195,7 +4418,7 @@
       </w:pPr>
     </w:lvl>
   </w:abstractNum>
-  <w:abstractNum w:abstractNumId="13" w15:restartNumberingAfterBreak="0">
+  <w:abstractNum w:abstractNumId="14" w15:restartNumberingAfterBreak="0">
     <w:nsid w:val="42A86FED"/>
     <w:multiLevelType w:val="multilevel"/>
     <w:tmpl w:val="287223F8"/>
@@ -4344,7 +4567,7 @@
       </w:rPr>
     </w:lvl>
   </w:abstractNum>
-  <w:abstractNum w:abstractNumId="14" w15:restartNumberingAfterBreak="0">
+  <w:abstractNum w:abstractNumId="15" w15:restartNumberingAfterBreak="0">
     <w:nsid w:val="44094DFF"/>
     <w:multiLevelType w:val="multilevel"/>
     <w:tmpl w:val="0D420EA4"/>
@@ -4490,7 +4713,7 @@
       </w:rPr>
     </w:lvl>
   </w:abstractNum>
-  <w:abstractNum w:abstractNumId="15" w15:restartNumberingAfterBreak="0">
+  <w:abstractNum w:abstractNumId="16" w15:restartNumberingAfterBreak="0">
     <w:nsid w:val="4C20239D"/>
     <w:multiLevelType w:val="multilevel"/>
     <w:tmpl w:val="DA3CE21A"/>
@@ -4639,7 +4862,7 @@
       </w:rPr>
     </w:lvl>
   </w:abstractNum>
-  <w:abstractNum w:abstractNumId="16" w15:restartNumberingAfterBreak="0">
+  <w:abstractNum w:abstractNumId="17" w15:restartNumberingAfterBreak="0">
     <w:nsid w:val="4CB32C72"/>
     <w:multiLevelType w:val="multilevel"/>
     <w:tmpl w:val="B388EC96"/>
@@ -4788,7 +5011,7 @@
       </w:rPr>
     </w:lvl>
   </w:abstractNum>
-  <w:abstractNum w:abstractNumId="17" w15:restartNumberingAfterBreak="0">
+  <w:abstractNum w:abstractNumId="18" w15:restartNumberingAfterBreak="0">
     <w:nsid w:val="53577EBE"/>
     <w:multiLevelType w:val="multilevel"/>
     <w:tmpl w:val="0BC26088"/>
@@ -4937,7 +5160,7 @@
       </w:rPr>
     </w:lvl>
   </w:abstractNum>
-  <w:abstractNum w:abstractNumId="18" w15:restartNumberingAfterBreak="0">
+  <w:abstractNum w:abstractNumId="19" w15:restartNumberingAfterBreak="0">
     <w:nsid w:val="53580DBB"/>
     <w:multiLevelType w:val="multilevel"/>
     <w:tmpl w:val="EA147F14"/>
@@ -5086,7 +5309,7 @@
       </w:rPr>
     </w:lvl>
   </w:abstractNum>
-  <w:abstractNum w:abstractNumId="19" w15:restartNumberingAfterBreak="0">
+  <w:abstractNum w:abstractNumId="20" w15:restartNumberingAfterBreak="0">
     <w:nsid w:val="579120AF"/>
     <w:multiLevelType w:val="multilevel"/>
     <w:tmpl w:val="138ADDCC"/>
@@ -5235,7 +5458,7 @@
       </w:rPr>
     </w:lvl>
   </w:abstractNum>
-  <w:abstractNum w:abstractNumId="20" w15:restartNumberingAfterBreak="0">
+  <w:abstractNum w:abstractNumId="21" w15:restartNumberingAfterBreak="0">
     <w:nsid w:val="5C9C2529"/>
     <w:multiLevelType w:val="multilevel"/>
     <w:tmpl w:val="7CFAF63A"/>
@@ -5384,7 +5607,7 @@
       </w:rPr>
     </w:lvl>
   </w:abstractNum>
-  <w:abstractNum w:abstractNumId="21" w15:restartNumberingAfterBreak="0">
+  <w:abstractNum w:abstractNumId="22" w15:restartNumberingAfterBreak="0">
     <w:nsid w:val="63864B2D"/>
     <w:multiLevelType w:val="multilevel"/>
     <w:tmpl w:val="6456C6E0"/>
@@ -5533,7 +5756,7 @@
       </w:rPr>
     </w:lvl>
   </w:abstractNum>
-  <w:abstractNum w:abstractNumId="22" w15:restartNumberingAfterBreak="0">
+  <w:abstractNum w:abstractNumId="23" w15:restartNumberingAfterBreak="0">
     <w:nsid w:val="65942B32"/>
     <w:multiLevelType w:val="multilevel"/>
     <w:tmpl w:val="BB66BA74"/>
@@ -5682,7 +5905,7 @@
       </w:rPr>
     </w:lvl>
   </w:abstractNum>
-  <w:abstractNum w:abstractNumId="23" w15:restartNumberingAfterBreak="0">
+  <w:abstractNum w:abstractNumId="24" w15:restartNumberingAfterBreak="0">
     <w:nsid w:val="6B417292"/>
     <w:multiLevelType w:val="multilevel"/>
     <w:tmpl w:val="4F609AC6"/>
@@ -5831,7 +6054,7 @@
       </w:rPr>
     </w:lvl>
   </w:abstractNum>
-  <w:abstractNum w:abstractNumId="24" w15:restartNumberingAfterBreak="0">
+  <w:abstractNum w:abstractNumId="25" w15:restartNumberingAfterBreak="0">
     <w:nsid w:val="6B7A7016"/>
     <w:multiLevelType w:val="multilevel"/>
     <w:tmpl w:val="B4A24B78"/>
@@ -5980,7 +6203,7 @@
       </w:rPr>
     </w:lvl>
   </w:abstractNum>
-  <w:abstractNum w:abstractNumId="25" w15:restartNumberingAfterBreak="0">
+  <w:abstractNum w:abstractNumId="26" w15:restartNumberingAfterBreak="0">
     <w:nsid w:val="6DCC75DC"/>
     <w:multiLevelType w:val="multilevel"/>
     <w:tmpl w:val="7ADE18FA"/>
@@ -6129,7 +6352,7 @@
       </w:rPr>
     </w:lvl>
   </w:abstractNum>
-  <w:abstractNum w:abstractNumId="26" w15:restartNumberingAfterBreak="0">
+  <w:abstractNum w:abstractNumId="27" w15:restartNumberingAfterBreak="0">
     <w:nsid w:val="725B6B4C"/>
     <w:multiLevelType w:val="multilevel"/>
     <w:tmpl w:val="170C7E76"/>
@@ -6278,7 +6501,7 @@
       </w:rPr>
     </w:lvl>
   </w:abstractNum>
-  <w:abstractNum w:abstractNumId="27" w15:restartNumberingAfterBreak="0">
+  <w:abstractNum w:abstractNumId="28" w15:restartNumberingAfterBreak="0">
     <w:nsid w:val="786A5759"/>
     <w:multiLevelType w:val="multilevel"/>
     <w:tmpl w:val="5712B37C"/>
@@ -6427,7 +6650,7 @@
       </w:rPr>
     </w:lvl>
   </w:abstractNum>
-  <w:abstractNum w:abstractNumId="28" w15:restartNumberingAfterBreak="0">
+  <w:abstractNum w:abstractNumId="29" w15:restartNumberingAfterBreak="0">
     <w:nsid w:val="78DF60AF"/>
     <w:multiLevelType w:val="multilevel"/>
     <w:tmpl w:val="B9685DB2"/>
@@ -6576,7 +6799,7 @@
       </w:rPr>
     </w:lvl>
   </w:abstractNum>
-  <w:abstractNum w:abstractNumId="29" w15:restartNumberingAfterBreak="0">
+  <w:abstractNum w:abstractNumId="30" w15:restartNumberingAfterBreak="0">
     <w:nsid w:val="79A74FD0"/>
     <w:multiLevelType w:val="multilevel"/>
     <w:tmpl w:val="3FD8B07E"/>
@@ -6725,7 +6948,7 @@
       </w:rPr>
     </w:lvl>
   </w:abstractNum>
-  <w:abstractNum w:abstractNumId="30" w15:restartNumberingAfterBreak="0">
+  <w:abstractNum w:abstractNumId="31" w15:restartNumberingAfterBreak="0">
     <w:nsid w:val="7C064D54"/>
     <w:multiLevelType w:val="multilevel"/>
     <w:tmpl w:val="93E8A21E"/>
@@ -6874,7 +7097,7 @@
       </w:rPr>
     </w:lvl>
   </w:abstractNum>
-  <w:abstractNum w:abstractNumId="31" w15:restartNumberingAfterBreak="0">
+  <w:abstractNum w:abstractNumId="32" w15:restartNumberingAfterBreak="0">
     <w:nsid w:val="7E9739E5"/>
     <w:multiLevelType w:val="multilevel"/>
     <w:tmpl w:val="9ED0420C"/>
@@ -7023,107 +7246,110 @@
       </w:rPr>
     </w:lvl>
   </w:abstractNum>
-  <w:num w:numId="1">
+  <w:num w:numId="1" w16cid:durableId="964895476">
+    <w:abstractNumId w:val="15"/>
+  </w:num>
+  <w:num w:numId="2" w16cid:durableId="847528372">
+    <w:abstractNumId w:val="18"/>
+  </w:num>
+  <w:num w:numId="3" w16cid:durableId="1029455526">
+    <w:abstractNumId w:val="19"/>
+  </w:num>
+  <w:num w:numId="4" w16cid:durableId="914511724">
+    <w:abstractNumId w:val="20"/>
+  </w:num>
+  <w:num w:numId="5" w16cid:durableId="517350011">
+    <w:abstractNumId w:val="12"/>
+  </w:num>
+  <w:num w:numId="6" w16cid:durableId="336346385">
+    <w:abstractNumId w:val="28"/>
+  </w:num>
+  <w:num w:numId="7" w16cid:durableId="973363472">
+    <w:abstractNumId w:val="7"/>
+  </w:num>
+  <w:num w:numId="8" w16cid:durableId="395855133">
+    <w:abstractNumId w:val="26"/>
+  </w:num>
+  <w:num w:numId="9" w16cid:durableId="2047681115">
+    <w:abstractNumId w:val="17"/>
+  </w:num>
+  <w:num w:numId="10" w16cid:durableId="1991979769">
+    <w:abstractNumId w:val="30"/>
+  </w:num>
+  <w:num w:numId="11" w16cid:durableId="1414938041">
+    <w:abstractNumId w:val="27"/>
+  </w:num>
+  <w:num w:numId="12" w16cid:durableId="1646468106">
+    <w:abstractNumId w:val="13"/>
+  </w:num>
+  <w:num w:numId="13" w16cid:durableId="912743130">
+    <w:abstractNumId w:val="4"/>
+  </w:num>
+  <w:num w:numId="14" w16cid:durableId="92290502">
+    <w:abstractNumId w:val="29"/>
+  </w:num>
+  <w:num w:numId="15" w16cid:durableId="851265958">
+    <w:abstractNumId w:val="25"/>
+  </w:num>
+  <w:num w:numId="16" w16cid:durableId="1629169040">
+    <w:abstractNumId w:val="22"/>
+  </w:num>
+  <w:num w:numId="17" w16cid:durableId="325473760">
+    <w:abstractNumId w:val="1"/>
+  </w:num>
+  <w:num w:numId="18" w16cid:durableId="1675184707">
+    <w:abstractNumId w:val="6"/>
+  </w:num>
+  <w:num w:numId="19" w16cid:durableId="804158836">
+    <w:abstractNumId w:val="8"/>
+  </w:num>
+  <w:num w:numId="20" w16cid:durableId="1205368506">
+    <w:abstractNumId w:val="21"/>
+  </w:num>
+  <w:num w:numId="21" w16cid:durableId="1139571834">
+    <w:abstractNumId w:val="16"/>
+  </w:num>
+  <w:num w:numId="22" w16cid:durableId="1479572300">
     <w:abstractNumId w:val="14"/>
   </w:num>
-  <w:num w:numId="2">
-    <w:abstractNumId w:val="17"/>
+  <w:num w:numId="23" w16cid:durableId="175703766">
+    <w:abstractNumId w:val="9"/>
   </w:num>
-  <w:num w:numId="3">
-    <w:abstractNumId w:val="18"/>
+  <w:num w:numId="24" w16cid:durableId="1833794931">
+    <w:abstractNumId w:val="0"/>
   </w:num>
-  <w:num w:numId="4">
-    <w:abstractNumId w:val="19"/>
+  <w:num w:numId="25" w16cid:durableId="654115030">
+    <w:abstractNumId w:val="32"/>
   </w:num>
-  <w:num w:numId="5">
+  <w:num w:numId="26" w16cid:durableId="1278415657">
+    <w:abstractNumId w:val="3"/>
+  </w:num>
+  <w:num w:numId="27" w16cid:durableId="149256606">
+    <w:abstractNumId w:val="5"/>
+  </w:num>
+  <w:num w:numId="28" w16cid:durableId="761681663">
+    <w:abstractNumId w:val="31"/>
+  </w:num>
+  <w:num w:numId="29" w16cid:durableId="1343438190">
+    <w:abstractNumId w:val="23"/>
+  </w:num>
+  <w:num w:numId="30" w16cid:durableId="840001637">
     <w:abstractNumId w:val="11"/>
   </w:num>
-  <w:num w:numId="6">
-    <w:abstractNumId w:val="27"/>
-  </w:num>
-  <w:num w:numId="7">
-    <w:abstractNumId w:val="7"/>
-  </w:num>
-  <w:num w:numId="8">
-    <w:abstractNumId w:val="25"/>
-  </w:num>
-  <w:num w:numId="9">
-    <w:abstractNumId w:val="16"/>
-  </w:num>
-  <w:num w:numId="10">
-    <w:abstractNumId w:val="29"/>
-  </w:num>
-  <w:num w:numId="11">
-    <w:abstractNumId w:val="26"/>
-  </w:num>
-  <w:num w:numId="12">
-    <w:abstractNumId w:val="12"/>
-  </w:num>
-  <w:num w:numId="13">
-    <w:abstractNumId w:val="4"/>
-  </w:num>
-  <w:num w:numId="14">
-    <w:abstractNumId w:val="28"/>
-  </w:num>
-  <w:num w:numId="15">
+  <w:num w:numId="31" w16cid:durableId="374621636">
     <w:abstractNumId w:val="24"/>
   </w:num>
-  <w:num w:numId="16">
-    <w:abstractNumId w:val="21"/>
+  <w:num w:numId="32" w16cid:durableId="685253799">
+    <w:abstractNumId w:val="2"/>
   </w:num>
-  <w:num w:numId="17">
-    <w:abstractNumId w:val="1"/>
-  </w:num>
-  <w:num w:numId="18">
-    <w:abstractNumId w:val="6"/>
-  </w:num>
-  <w:num w:numId="19">
-    <w:abstractNumId w:val="8"/>
-  </w:num>
-  <w:num w:numId="20">
-    <w:abstractNumId w:val="20"/>
-  </w:num>
-  <w:num w:numId="21">
-    <w:abstractNumId w:val="15"/>
-  </w:num>
-  <w:num w:numId="22">
-    <w:abstractNumId w:val="13"/>
-  </w:num>
-  <w:num w:numId="23">
-    <w:abstractNumId w:val="9"/>
-  </w:num>
-  <w:num w:numId="24">
-    <w:abstractNumId w:val="0"/>
-  </w:num>
-  <w:num w:numId="25">
-    <w:abstractNumId w:val="31"/>
-  </w:num>
-  <w:num w:numId="26">
-    <w:abstractNumId w:val="3"/>
-  </w:num>
-  <w:num w:numId="27">
-    <w:abstractNumId w:val="5"/>
-  </w:num>
-  <w:num w:numId="28">
-    <w:abstractNumId w:val="30"/>
-  </w:num>
-  <w:num w:numId="29">
-    <w:abstractNumId w:val="22"/>
-  </w:num>
-  <w:num w:numId="30">
+  <w:num w:numId="33" w16cid:durableId="628583578">
     <w:abstractNumId w:val="10"/>
-  </w:num>
-  <w:num w:numId="31">
-    <w:abstractNumId w:val="23"/>
-  </w:num>
-  <w:num w:numId="32">
-    <w:abstractNumId w:val="2"/>
   </w:num>
 </w:numbering>
 </file>
 
 <file path=word/styles.xml><?xml version="1.0" encoding="utf-8"?>
-<w:styles xmlns:mc="http://schemas.openxmlformats.org/markup-compatibility/2006" xmlns:r="http://schemas.openxmlformats.org/officeDocument/2006/relationships" xmlns:w="http://schemas.openxmlformats.org/wordprocessingml/2006/main" xmlns:w14="http://schemas.microsoft.com/office/word/2010/wordml" xmlns:w15="http://schemas.microsoft.com/office/word/2012/wordml" xmlns:w16se="http://schemas.microsoft.com/office/word/2015/wordml/symex" mc:Ignorable="w14 w15 w16se">
+<w:styles xmlns:mc="http://schemas.openxmlformats.org/markup-compatibility/2006" xmlns:r="http://schemas.openxmlformats.org/officeDocument/2006/relationships" xmlns:w="http://schemas.openxmlformats.org/wordprocessingml/2006/main" xmlns:w14="http://schemas.microsoft.com/office/word/2010/wordml" xmlns:w15="http://schemas.microsoft.com/office/word/2012/wordml" xmlns:w16cex="http://schemas.microsoft.com/office/word/2018/wordml/cex" xmlns:w16cid="http://schemas.microsoft.com/office/word/2016/wordml/cid" xmlns:w16="http://schemas.microsoft.com/office/word/2018/wordml" xmlns:w16du="http://schemas.microsoft.com/office/word/2023/wordml/word16du" xmlns:w16sdtdh="http://schemas.microsoft.com/office/word/2020/wordml/sdtdatahash" xmlns:w16sdtfl="http://schemas.microsoft.com/office/word/2024/wordml/sdtformatlock" xmlns:w16se="http://schemas.microsoft.com/office/word/2015/wordml/symex" mc:Ignorable="w14 w15 w16se w16cid w16 w16cex w16sdtdh w16sdtfl w16du">
   <w:docDefaults>
     <w:rPrDefault>
       <w:rPr>
@@ -7139,7 +7365,7 @@
       </w:pPr>
     </w:pPrDefault>
   </w:docDefaults>
-  <w:latentStyles w:defLockedState="0" w:defUIPriority="99" w:defSemiHidden="0" w:defUnhideWhenUsed="0" w:defQFormat="0" w:count="371">
+  <w:latentStyles w:defLockedState="0" w:defUIPriority="99" w:defSemiHidden="0" w:defUnhideWhenUsed="0" w:defQFormat="0" w:count="376">
     <w:lsdException w:name="Normal" w:uiPriority="0" w:qFormat="1"/>
     <w:lsdException w:name="heading 1" w:uiPriority="9" w:qFormat="1"/>
     <w:lsdException w:name="heading 2" w:semiHidden="1" w:uiPriority="9" w:unhideWhenUsed="1" w:qFormat="1"/>
@@ -7511,6 +7737,11 @@
     <w:lsdException w:name="List Table 5 Dark Accent 6" w:uiPriority="50"/>
     <w:lsdException w:name="List Table 6 Colorful Accent 6" w:uiPriority="51"/>
     <w:lsdException w:name="List Table 7 Colorful Accent 6" w:uiPriority="52"/>
+    <w:lsdException w:name="Mention" w:semiHidden="1" w:unhideWhenUsed="1"/>
+    <w:lsdException w:name="Smart Hyperlink" w:semiHidden="1" w:unhideWhenUsed="1"/>
+    <w:lsdException w:name="Hashtag" w:semiHidden="1" w:unhideWhenUsed="1"/>
+    <w:lsdException w:name="Unresolved Mention" w:semiHidden="1" w:unhideWhenUsed="1"/>
+    <w:lsdException w:name="Smart Link" w:semiHidden="1" w:unhideWhenUsed="1"/>
   </w:latentStyles>
   <w:style w:type="paragraph" w:default="1" w:styleId="Normal">
     <w:name w:val="Normal"/>
